--- a/Anonymization_v4/docs/OP_User_Guide.docx
+++ b/Anonymization_v4/docs/OP_User_Guide.docx
@@ -17,6 +17,290 @@
           <w:b/>
         </w:rPr>
         <w:t xml:space="preserve">KTP Payment Factory · OP schema · version 4</w:t>
+      </w:r>
+    </w:p>
+    <w:p>
+      <w:pPr>
+        <w:pBdr>
+          <w:left w:val="single" w:sz="18" w:space="8" w:color="C9A227"/>
+        </w:pBdr>
+        <w:ind w:left="360"/>
+      </w:pPr>
+      <w:r>
+        <w:rPr>
+          <w:b/>
+        </w:rPr>
+        <w:t xml:space="preserve">Out of date in parts — being rewritten.</w:t>
+      </w:r>
+      <w:r>
+        <w:t xml:space="preserve"> This guide describes v4 before the typed-identity fix of 2026-10-20. Where it disagrees with the following, the following is right — and so are </w:t>
+      </w:r>
+      <w:r>
+        <w:rPr>
+          <w:rStyle w:val="CodeChar"/>
+        </w:rPr>
+        <w:t xml:space="preserve">config/anonymization.template.ini</w:t>
+      </w:r>
+      <w:r>
+        <w:t xml:space="preserve"> and the headers of the two inventory CSVs:</w:t>
+      </w:r>
+    </w:p>
+    <w:p>
+      <w:pPr>
+        <w:pBdr>
+          <w:left w:val="single" w:sz="18" w:space="8" w:color="C9A227"/>
+        </w:pBdr>
+        <w:ind w:left="720" w:hanging="280"/>
+        <w:spacing w:after="60"/>
+      </w:pPr>
+      <w:r>
+        <w:t xml:space="preserve">•  </w:t>
+      </w:r>
+      <w:r>
+        <w:rPr>
+          <w:b/>
+        </w:rPr>
+        <w:t xml:space="preserve">Identifiers are typed.</w:t>
+      </w:r>
+      <w:r>
+        <w:t xml:space="preserve"> Every party — entity </w:t>
+      </w:r>
+      <w:r>
+        <w:rPr>
+          <w:rStyle w:val="CodeChar"/>
+        </w:rPr>
+        <w:t xml:space="preserve">E_</w:t>
+      </w:r>
+      <w:r>
+        <w:t xml:space="preserve">, portfolio </w:t>
+      </w:r>
+      <w:r>
+        <w:rPr>
+          <w:rStyle w:val="CodeChar"/>
+        </w:rPr>
+        <w:t xml:space="preserve">P_</w:t>
+      </w:r>
+      <w:r>
+        <w:t xml:space="preserve">, counterparty </w:t>
+      </w:r>
+      <w:r>
+        <w:rPr>
+          <w:rStyle w:val="CodeChar"/>
+        </w:rPr>
+        <w:t xml:space="preserve">T_</w:t>
+      </w:r>
+      <w:r>
+        <w:t xml:space="preserve">, and the new </w:t>
+      </w:r>
+      <w:r>
+        <w:rPr>
+          <w:i/>
+        </w:rPr>
+        <w:t xml:space="preserve">unclassified party</w:t>
+      </w:r>
+      <w:r>
+        <w:t xml:space="preserve"> </w:t>
+      </w:r>
+      <w:r>
+        <w:rPr>
+          <w:rStyle w:val="CodeChar"/>
+        </w:rPr>
+        <w:t xml:space="preserve">X_</w:t>
+      </w:r>
+      <w:r>
+        <w:t xml:space="preserve">, with the reason recorded — and every bank account </w:t>
+      </w:r>
+      <w:r>
+        <w:rPr>
+          <w:rStyle w:val="CodeChar"/>
+        </w:rPr>
+        <w:t xml:space="preserve">CB_</w:t>
+      </w:r>
+      <w:r>
+        <w:t xml:space="preserve"> is classified once, from the data, before anything changes. A column only ever receives the translation of the domain it holds: </w:t>
+      </w:r>
+      <w:r>
+        <w:rPr>
+          <w:rStyle w:val="CodeChar"/>
+        </w:rPr>
+        <w:t xml:space="preserve">PARTY</w:t>
+      </w:r>
+      <w:r>
+        <w:t xml:space="preserve">, </w:t>
+      </w:r>
+      <w:r>
+        <w:rPr>
+          <w:rStyle w:val="CodeChar"/>
+        </w:rPr>
+        <w:t xml:space="preserve">BANK_ACCOUNT</w:t>
+      </w:r>
+      <w:r>
+        <w:t xml:space="preserve">, </w:t>
+      </w:r>
+      <w:r>
+        <w:rPr>
+          <w:rStyle w:val="CodeChar"/>
+        </w:rPr>
+        <w:t xml:space="preserve">MIXED</w:t>
+      </w:r>
+      <w:r>
+        <w:t xml:space="preserve"> (reviewed columns holding both) or </w:t>
+      </w:r>
+      <w:r>
+        <w:rPr>
+          <w:rStyle w:val="CodeChar"/>
+        </w:rPr>
+        <w:t xml:space="preserve">NODE_ROLE</w:t>
+      </w:r>
+      <w:r>
+        <w:t xml:space="preserve"> (the structure tree, by each node's role). The category </w:t>
+      </w:r>
+      <w:r>
+        <w:rPr>
+          <w:rStyle w:val="CodeChar"/>
+        </w:rPr>
+        <w:t xml:space="preserve">ANY</w:t>
+      </w:r>
+      <w:r>
+        <w:t xml:space="preserve"> is gone.</w:t>
+      </w:r>
+    </w:p>
+    <w:p>
+      <w:pPr>
+        <w:pBdr>
+          <w:left w:val="single" w:sz="18" w:space="8" w:color="C9A227"/>
+        </w:pBdr>
+        <w:ind w:left="720" w:hanging="280"/>
+        <w:spacing w:after="60"/>
+      </w:pPr>
+      <w:r>
+        <w:t xml:space="preserve">•  </w:t>
+      </w:r>
+      <w:r>
+        <w:rPr>
+          <w:b/>
+        </w:rPr>
+        <w:t xml:space="preserve">The three switches of a category are independent.</w:t>
+      </w:r>
+      <w:r>
+        <w:t xml:space="preserve"> </w:t>
+      </w:r>
+      <w:r>
+        <w:rPr>
+          <w:rStyle w:val="CodeChar"/>
+        </w:rPr>
+        <w:t xml:space="preserve">ANONYMIZE_&lt;CATEGORY&gt;</w:t>
+      </w:r>
+      <w:r>
+        <w:t xml:space="preserve"> renames identifiers only; </w:t>
+      </w:r>
+      <w:r>
+        <w:rPr>
+          <w:rStyle w:val="CodeChar"/>
+        </w:rPr>
+        <w:t xml:space="preserve">_DESCRIPTION</w:t>
+      </w:r>
+      <w:r>
+        <w:t xml:space="preserve"> and </w:t>
+      </w:r>
+      <w:r>
+        <w:rPr>
+          <w:rStyle w:val="CodeChar"/>
+        </w:rPr>
+        <w:t xml:space="preserve">_ATTRIBUTES</w:t>
+      </w:r>
+      <w:r>
+        <w:t xml:space="preserve"> mask labels and attributes even when the identifier is kept. Five categories, every switch on by default.</w:t>
+      </w:r>
+    </w:p>
+    <w:p>
+      <w:pPr>
+        <w:pBdr>
+          <w:left w:val="single" w:sz="18" w:space="8" w:color="C9A227"/>
+        </w:pBdr>
+        <w:ind w:left="720" w:hanging="280"/>
+        <w:spacing w:after="60"/>
+      </w:pPr>
+      <w:r>
+        <w:t xml:space="preserve">•  </w:t>
+      </w:r>
+      <w:r>
+        <w:rPr>
+          <w:b/>
+        </w:rPr>
+        <w:t xml:space="preserve">No checkbox exceptions.</w:t>
+      </w:r>
+      <w:r>
+        <w:t xml:space="preserve"> </w:t>
+      </w:r>
+      <w:r>
+        <w:rPr>
+          <w:rStyle w:val="CodeChar"/>
+        </w:rPr>
+        <w:t xml:space="preserve">MIN_CODE_LENGTH</w:t>
+      </w:r>
+      <w:r>
+        <w:t xml:space="preserve"> and the one-character column rule are gone: every listed column is processed, a one-character identifier is anonymized like any other, and a column that must not be touched is left out of the inventory.</w:t>
+      </w:r>
+    </w:p>
+    <w:p>
+      <w:pPr>
+        <w:pBdr>
+          <w:left w:val="single" w:sz="18" w:space="8" w:color="C9A227"/>
+        </w:pBdr>
+        <w:ind w:left="720" w:hanging="280"/>
+        <w:spacing w:after="60"/>
+      </w:pPr>
+      <w:r>
+        <w:t xml:space="preserve">•  </w:t>
+      </w:r>
+      <w:r>
+        <w:rPr>
+          <w:b/>
+        </w:rPr>
+        <w:t xml:space="preserve">A new scope decision</w:t>
+      </w:r>
+      <w:r>
+        <w:t xml:space="preserve">, </w:t>
+      </w:r>
+      <w:r>
+        <w:rPr>
+          <w:rStyle w:val="CodeChar"/>
+        </w:rPr>
+        <w:t xml:space="preserve">APPROVE_STRUCTURE_ONLY_ACCOUNTS</w:t>
+      </w:r>
+      <w:r>
+        <w:t xml:space="preserve">, for account nodes that have no </w:t>
+      </w:r>
+      <w:r>
+        <w:rPr>
+          <w:rStyle w:val="CodeChar"/>
+        </w:rPr>
+        <w:t xml:space="preserve">compte_banque</w:t>
+      </w:r>
+      <w:r>
+        <w:t xml:space="preserve"> row.</w:t>
+      </w:r>
+    </w:p>
+    <w:p>
+      <w:pPr>
+        <w:pBdr>
+          <w:left w:val="single" w:sz="18" w:space="8" w:color="C9A227"/>
+        </w:pBdr>
+        <w:ind w:left="720" w:hanging="280"/>
+        <w:spacing w:after="60"/>
+      </w:pPr>
+      <w:r>
+        <w:t xml:space="preserve">•  </w:t>
+      </w:r>
+      <w:r>
+        <w:rPr>
+          <w:b/>
+        </w:rPr>
+        <w:t xml:space="preserve">Four verdicts</w:t>
+      </w:r>
+      <w:r>
+        <w:t xml:space="preserve">: PASS, FAIL, REVIEW REQUIRED, INCOMPLETE — exit codes 0, 2, 3, 4.</w:t>
       </w:r>
     </w:p>
     <w:p>

--- a/Anonymization_v4/docs/OP_User_Guide.docx
+++ b/Anonymization_v4/docs/OP_User_Guide.docx
@@ -258,19 +258,19 @@
         <w:rPr>
           <w:b/>
         </w:rPr>
-        <w:t xml:space="preserve">A new scope decision</w:t>
-      </w:r>
-      <w:r>
-        <w:t xml:space="preserve">, </w:t>
+        <w:t xml:space="preserve">Structure-only bank accounts.</w:t>
+      </w:r>
+      <w:r>
+        <w:t xml:space="preserve"> A </w:t>
       </w:r>
       <w:r>
         <w:rPr>
           <w:rStyle w:val="CodeChar"/>
         </w:rPr>
-        <w:t xml:space="preserve">APPROVE_STRUCTURE_ONLY_ACCOUNTS</w:t>
-      </w:r>
-      <w:r>
-        <w:t xml:space="preserve">, for account nodes that have no </w:t>
+        <w:t xml:space="preserve">w_compte_banque</w:t>
+      </w:r>
+      <w:r>
+        <w:t xml:space="preserve"> node with no </w:t>
       </w:r>
       <w:r>
         <w:rPr>
@@ -279,7 +279,16 @@
         <w:t xml:space="preserve">compte_banque</w:t>
       </w:r>
       <w:r>
-        <w:t xml:space="preserve"> row.</w:t>
+        <w:t xml:space="preserve"> row is anonymized as a bank account. Never asked; </w:t>
+      </w:r>
+      <w:r>
+        <w:rPr>
+          <w:rStyle w:val="CodeChar"/>
+        </w:rPr>
+        <w:t xml:space="preserve">APPROVE_STRUCTURE_ONLY_ACCOUNTS=n</w:t>
+      </w:r>
+      <w:r>
+        <w:t xml:space="preserve"> refuses them.</w:t>
       </w:r>
     </w:p>
     <w:p>

--- a/Anonymization_v4/docs/OP_User_Guide.docx
+++ b/Anonymization_v4/docs/OP_User_Guide.docx
@@ -289,6 +289,153 @@
       </w:r>
       <w:r>
         <w:t xml:space="preserve"> refuses them.</w:t>
+      </w:r>
+    </w:p>
+    <w:p>
+      <w:pPr>
+        <w:pBdr>
+          <w:left w:val="single" w:sz="18" w:space="8" w:color="C9A227"/>
+        </w:pBdr>
+        <w:ind w:left="720" w:hanging="280"/>
+        <w:spacing w:after="60"/>
+      </w:pPr>
+      <w:r>
+        <w:t xml:space="preserve">•  </w:t>
+      </w:r>
+      <w:r>
+        <w:rPr>
+          <w:b/>
+        </w:rPr>
+        <w:t xml:space="preserve">Codes of deleted masters</w:t>
+      </w:r>
+      <w:r>
+        <w:t xml:space="preserve"> (2026-10-22). A value of a party or bank-account column that is no identity is the code of a master row deleted in the past: it is renamed too - a party as </w:t>
+      </w:r>
+      <w:r>
+        <w:rPr>
+          <w:rStyle w:val="CodeChar"/>
+        </w:rPr>
+        <w:t xml:space="preserve">X_</w:t>
+      </w:r>
+      <w:r>
+        <w:t xml:space="preserve">, an account as </w:t>
+      </w:r>
+      <w:r>
+        <w:rPr>
+          <w:rStyle w:val="CodeChar"/>
+        </w:rPr>
+        <w:t xml:space="preserve">CB_</w:t>
+      </w:r>
+      <w:r>
+        <w:t xml:space="preserve">. The dry run counts them by column. A column marked </w:t>
+      </w:r>
+      <w:r>
+        <w:rPr>
+          <w:rStyle w:val="CodeChar"/>
+        </w:rPr>
+        <w:t xml:space="preserve">[no-harvest]</w:t>
+      </w:r>
+      <w:r>
+        <w:t xml:space="preserve"> in the inventory holds other codes too and is not read for them.</w:t>
+      </w:r>
+    </w:p>
+    <w:p>
+      <w:pPr>
+        <w:pBdr>
+          <w:left w:val="single" w:sz="18" w:space="8" w:color="C9A227"/>
+        </w:pBdr>
+        <w:ind w:left="720" w:hanging="280"/>
+        <w:spacing w:after="60"/>
+      </w:pPr>
+      <w:r>
+        <w:t xml:space="preserve">•  </w:t>
+      </w:r>
+      <w:r>
+        <w:rPr>
+          <w:b/>
+        </w:rPr>
+        <w:t xml:space="preserve">The structure tree, tree by tree</w:t>
+      </w:r>
+      <w:r>
+        <w:t xml:space="preserve"> (2026-10-22). A child's </w:t>
+      </w:r>
+      <w:r>
+        <w:rPr>
+          <w:rStyle w:val="CodeChar"/>
+        </w:rPr>
+        <w:t xml:space="preserve">pere</w:t>
+      </w:r>
+      <w:r>
+        <w:t xml:space="preserve"> takes what its parent node in the same tree became. Nodes on other screens keep their code and are not reported; folder rows of the client trees are renamed after their client; other folder texts are emptied.</w:t>
+      </w:r>
+    </w:p>
+    <w:p>
+      <w:pPr>
+        <w:pBdr>
+          <w:left w:val="single" w:sz="18" w:space="8" w:color="C9A227"/>
+        </w:pBdr>
+        <w:ind w:left="720" w:hanging="280"/>
+        <w:spacing w:after="60"/>
+      </w:pPr>
+      <w:r>
+        <w:t xml:space="preserve">•  </w:t>
+      </w:r>
+      <w:r>
+        <w:rPr>
+          <w:b/>
+        </w:rPr>
+        <w:t xml:space="preserve">Free text that refuses NULL</w:t>
+      </w:r>
+      <w:r>
+        <w:t xml:space="preserve"> gets the marker </w:t>
+      </w:r>
+      <w:r>
+        <w:rPr>
+          <w:rStyle w:val="CodeChar"/>
+        </w:rPr>
+        <w:t xml:space="preserve">ANONYMIZED</w:t>
+      </w:r>
+      <w:r>
+        <w:t xml:space="preserve">, with no warning.</w:t>
+      </w:r>
+    </w:p>
+    <w:p>
+      <w:pPr>
+        <w:pBdr>
+          <w:left w:val="single" w:sz="18" w:space="8" w:color="C9A227"/>
+        </w:pBdr>
+        <w:ind w:left="720" w:hanging="280"/>
+        <w:spacing w:after="60"/>
+      </w:pPr>
+      <w:r>
+        <w:t xml:space="preserve">•  </w:t>
+      </w:r>
+      <w:r>
+        <w:rPr>
+          <w:b/>
+        </w:rPr>
+        <w:t xml:space="preserve">Archived parties</w:t>
+      </w:r>
+      <w:r>
+        <w:t xml:space="preserve"> (2026-10-22). A </w:t>
+      </w:r>
+      <w:r>
+        <w:rPr>
+          <w:rStyle w:val="CodeChar"/>
+        </w:rPr>
+        <w:t xml:space="preserve">tiers</w:t>
+      </w:r>
+      <w:r>
+        <w:t xml:space="preserve"> row flagged N with no structure node at all is a counterparty (</w:t>
+      </w:r>
+      <w:r>
+        <w:rPr>
+          <w:rStyle w:val="CodeChar"/>
+        </w:rPr>
+        <w:t xml:space="preserve">T_</w:t>
+      </w:r>
+      <w:r>
+        <w:t xml:space="preserve">), not an unclassified party.</w:t>
       </w:r>
     </w:p>
     <w:p>

--- a/Anonymization_v4/docs/OP_User_Guide.docx
+++ b/Anonymization_v4/docs/OP_User_Guide.docx
@@ -445,34 +445,7 @@
         <w:t xml:space="preserve">Oracle client with SQL*Plus</w:t>
       </w:r>
       <w:r>
-        <w:t xml:space="preserve"> on the machine you run from, </w:t>
-      </w:r>
-      <w:r>
-        <w:rPr>
-          <w:rStyle w:val="CodeChar"/>
-        </w:rPr>
-        <w:t xml:space="preserve">sqlplus.exe</w:t>
-      </w:r>
-      <w:r>
-        <w:t xml:space="preserve"> in </w:t>
-      </w:r>
-      <w:r>
-        <w:rPr>
-          <w:rStyle w:val="CodeChar"/>
-        </w:rPr>
-        <w:t xml:space="preserve">PATH</w:t>
-      </w:r>
-      <w:r>
-        <w:t xml:space="preserve"> (or in </w:t>
-      </w:r>
-      <w:r>
-        <w:rPr>
-          <w:rStyle w:val="CodeChar"/>
-        </w:rPr>
-        <w:t xml:space="preserve">ORACLE_HOME\bin</w:t>
-      </w:r>
-      <w:r>
-        <w:t xml:space="preserve">), and the database reachable by an alias in </w:t>
+        <w:t xml:space="preserve"> on the machine you run from - Windows or Linux - and the database reachable by an alias in </w:t>
       </w:r>
       <w:r>
         <w:rPr>
@@ -499,6 +472,45 @@
         <w:t xml:space="preserve">☐  </w:t>
       </w:r>
       <w:r>
+        <w:t xml:space="preserve">On </w:t>
+      </w:r>
+      <w:r>
+        <w:rPr>
+          <w:b/>
+        </w:rPr>
+        <w:t xml:space="preserve">Windows</w:t>
+      </w:r>
+      <w:r>
+        <w:t xml:space="preserve">: </w:t>
+      </w:r>
+      <w:r>
+        <w:rPr>
+          <w:rStyle w:val="CodeChar"/>
+        </w:rPr>
+        <w:t xml:space="preserve">sqlplus.exe</w:t>
+      </w:r>
+      <w:r>
+        <w:t xml:space="preserve"> in </w:t>
+      </w:r>
+      <w:r>
+        <w:rPr>
+          <w:rStyle w:val="CodeChar"/>
+        </w:rPr>
+        <w:t xml:space="preserve">PATH</w:t>
+      </w:r>
+      <w:r>
+        <w:t xml:space="preserve"> (or in </w:t>
+      </w:r>
+      <w:r>
+        <w:rPr>
+          <w:rStyle w:val="CodeChar"/>
+        </w:rPr>
+        <w:t xml:space="preserve">ORACLE_HOME\bin</w:t>
+      </w:r>
+      <w:r>
+        <w:t xml:space="preserve">), and </w:t>
+      </w:r>
+      <w:r>
         <w:rPr>
           <w:b/>
         </w:rPr>
@@ -517,25 +529,61 @@
         <w:t xml:space="preserve">☐  </w:t>
       </w:r>
       <w:r>
-        <w:t xml:space="preserve">The </w:t>
+        <w:t xml:space="preserve">On </w:t>
       </w:r>
       <w:r>
         <w:rPr>
           <w:b/>
         </w:rPr>
-        <w:t xml:space="preserve">SYS</w:t>
-      </w:r>
-      <w:r>
-        <w:t xml:space="preserve"> password and the </w:t>
+        <w:t xml:space="preserve">Linux</w:t>
+      </w:r>
+      <w:r>
+        <w:t xml:space="preserve">: </w:t>
+      </w:r>
+      <w:r>
+        <w:rPr>
+          <w:rStyle w:val="CodeChar"/>
+        </w:rPr>
+        <w:t xml:space="preserve">sqlplus</w:t>
+      </w:r>
+      <w:r>
+        <w:t xml:space="preserve"> in </w:t>
+      </w:r>
+      <w:r>
+        <w:rPr>
+          <w:rStyle w:val="CodeChar"/>
+        </w:rPr>
+        <w:t xml:space="preserve">PATH</w:t>
+      </w:r>
+      <w:r>
+        <w:t xml:space="preserve"> (or in </w:t>
+      </w:r>
+      <w:r>
+        <w:rPr>
+          <w:rStyle w:val="CodeChar"/>
+        </w:rPr>
+        <w:t xml:space="preserve">$ORACLE_HOME/bin</w:t>
+      </w:r>
+      <w:r>
+        <w:t xml:space="preserve">), </w:t>
       </w:r>
       <w:r>
         <w:rPr>
           <w:b/>
         </w:rPr>
-        <w:t xml:space="preserve">OP</w:t>
-      </w:r>
-      <w:r>
-        <w:t xml:space="preserve"> schema password</w:t>
+        <w:t xml:space="preserve">bash 4.2</w:t>
+      </w:r>
+      <w:r>
+        <w:t xml:space="preserve"> or later and </w:t>
+      </w:r>
+      <w:r>
+        <w:rPr>
+          <w:b/>
+        </w:rPr>
+        <w:t xml:space="preserve">awk</w:t>
+      </w:r>
+      <w:r>
+        <w:t xml:space="preserve"> - part of every supported distribution (section 12)</w:t>
       </w:r>
     </w:p>
     <w:p>
@@ -547,25 +595,25 @@
         <w:t xml:space="preserve">☐  </w:t>
       </w:r>
       <w:r>
-        <w:t xml:space="preserve">A </w:t>
+        <w:t xml:space="preserve">The </w:t>
       </w:r>
       <w:r>
         <w:rPr>
           <w:b/>
         </w:rPr>
-        <w:t xml:space="preserve">tablespace</w:t>
-      </w:r>
-      <w:r>
-        <w:t xml:space="preserve"> for the tool's own metadata schema, </w:t>
-      </w:r>
-      <w:r>
-        <w:rPr>
-          <w:rStyle w:val="CodeChar"/>
-        </w:rPr>
-        <w:t xml:space="preserve">ANON_META</w:t>
-      </w:r>
-      <w:r>
-        <w:t xml:space="preserve"> (a few MB)</w:t>
+        <w:t xml:space="preserve">SYS</w:t>
+      </w:r>
+      <w:r>
+        <w:t xml:space="preserve"> password and the </w:t>
+      </w:r>
+      <w:r>
+        <w:rPr>
+          <w:b/>
+        </w:rPr>
+        <w:t xml:space="preserve">OP</w:t>
+      </w:r>
+      <w:r>
+        <w:t xml:space="preserve"> schema password</w:t>
       </w:r>
     </w:p>
     <w:p>
@@ -577,16 +625,25 @@
         <w:t xml:space="preserve">☐  </w:t>
       </w:r>
       <w:r>
-        <w:t xml:space="preserve">About </w:t>
+        <w:t xml:space="preserve">A </w:t>
       </w:r>
       <w:r>
         <w:rPr>
           <w:b/>
         </w:rPr>
-        <w:t xml:space="preserve">an hour</w:t>
-      </w:r>
-      <w:r>
-        <w:t xml:space="preserve"> of uninterrupted time for a run on a production-sized copy</w:t>
+        <w:t xml:space="preserve">tablespace</w:t>
+      </w:r>
+      <w:r>
+        <w:t xml:space="preserve"> for the tool's own metadata schema, </w:t>
+      </w:r>
+      <w:r>
+        <w:rPr>
+          <w:rStyle w:val="CodeChar"/>
+        </w:rPr>
+        <w:t xml:space="preserve">ANON_META</w:t>
+      </w:r>
+      <w:r>
+        <w:t xml:space="preserve"> (a few MB)</w:t>
       </w:r>
     </w:p>
     <w:p>
@@ -598,6 +655,27 @@
         <w:t xml:space="preserve">☐  </w:t>
       </w:r>
       <w:r>
+        <w:t xml:space="preserve">About </w:t>
+      </w:r>
+      <w:r>
+        <w:rPr>
+          <w:b/>
+        </w:rPr>
+        <w:t xml:space="preserve">an hour</w:t>
+      </w:r>
+      <w:r>
+        <w:t xml:space="preserve"> of uninterrupted time for a run on a production-sized copy</w:t>
+      </w:r>
+    </w:p>
+    <w:p>
+      <w:pPr>
+        <w:ind w:left="360" w:hanging="280"/>
+        <w:spacing w:after="60"/>
+      </w:pPr>
+      <w:r>
+        <w:t xml:space="preserve">☐  </w:t>
+      </w:r>
+      <w:r>
         <w:t xml:space="preserve">A machine </w:t>
       </w:r>
       <w:r>
@@ -616,7 +694,7 @@
     <w:p>
       <w:pPr/>
       <w:r>
-        <w:t xml:space="preserve">Check that SQL*Plus reaches the database:</w:t>
+        <w:t xml:space="preserve">Check that SQL*Plus reaches the database - the same two commands on Windows and on Linux:</w:t>
       </w:r>
     </w:p>
     <w:p>
@@ -662,9 +740,11 @@
         <w:br/>
         <w:t xml:space="preserve">|- op\</w:t>
         <w:br/>
-        <w:t xml:space="preserve">|  |- run_op_anonymization.bat      &gt;&gt;&gt; the only thing you run &lt;&lt;&lt;</w:t>
-        <w:br/>
-        <w:t xml:space="preserve">|  |- lib\                          the run's screen and report (PowerShell)</w:t>
+        <w:t xml:space="preserve">|  |- run_op_anonymization.bat      &gt;&gt;&gt; what you run on Windows &lt;&lt;&lt;</w:t>
+        <w:br/>
+        <w:t xml:space="preserve">|  |- run_op_anonymization.sh       &gt;&gt;&gt; what you run on Linux &lt;&lt;&lt;</w:t>
+        <w:br/>
+        <w:t xml:space="preserve">|  |- lib\                          the run's screen and report (PowerShell; bash and awk)</w:t>
         <w:br/>
         <w:t xml:space="preserve">|  |- sql\                          the engine and the scripts the run sends</w:t>
         <w:br/>
@@ -691,7 +771,43 @@
         <w:t xml:space="preserve">op\run_op_anonymization.bat</w:t>
       </w:r>
       <w:r>
-        <w:t xml:space="preserve">. Everything else is called for you.</w:t>
+        <w:t xml:space="preserve"> on Windows, or </w:t>
+      </w:r>
+      <w:r>
+        <w:rPr>
+          <w:rStyle w:val="CodeChar"/>
+        </w:rPr>
+        <w:t xml:space="preserve">op/run_op_anonymization.sh</w:t>
+      </w:r>
+      <w:r>
+        <w:t xml:space="preserve"> on Linux. Everything else is called for you. Both run the same engine, the same SQL and the same checks, show the same screens and write the same </w:t>
+      </w:r>
+      <w:r>
+        <w:rPr>
+          <w:rStyle w:val="CodeChar"/>
+        </w:rPr>
+        <w:t xml:space="preserve">report.html</w:t>
+      </w:r>
+      <w:r>
+        <w:t xml:space="preserve">; the Linux options are written </w:t>
+      </w:r>
+      <w:r>
+        <w:rPr>
+          <w:rStyle w:val="CodeChar"/>
+        </w:rPr>
+        <w:t xml:space="preserve">--dryrun</w:t>
+      </w:r>
+      <w:r>
+        <w:t xml:space="preserve">, </w:t>
+      </w:r>
+      <w:r>
+        <w:rPr>
+          <w:rStyle w:val="CodeChar"/>
+        </w:rPr>
+        <w:t xml:space="preserve">--auto</w:t>
+      </w:r>
+      <w:r>
+        <w:t xml:space="preserve">... (section 12).</w:t>
       </w:r>
     </w:p>
     <w:p>
@@ -718,6 +834,22 @@
         <w:t xml:space="preserve">cd Anonymization_v4</w:t>
         <w:br/>
         <w:t xml:space="preserve">copy config\anonymization.template.ini config\anonymization.ini</w:t>
+      </w:r>
+    </w:p>
+    <w:p>
+      <w:pPr/>
+      <w:r>
+        <w:t xml:space="preserve">On Linux:</w:t>
+      </w:r>
+    </w:p>
+    <w:p>
+      <w:pPr>
+        <w:pStyle w:val="CodeBlock"/>
+      </w:pPr>
+      <w:r>
+        <w:t xml:space="preserve">cd Anonymization_v4</w:t>
+        <w:br/>
+        <w:t xml:space="preserve">cp config/anonymization.template.ini config/anonymization.ini</w:t>
       </w:r>
     </w:p>
     <w:p>
@@ -1424,6 +1556,24 @@
       </w:r>
     </w:p>
     <w:p>
+      <w:pPr/>
+      <w:r>
+        <w:t xml:space="preserve">On Linux:</w:t>
+      </w:r>
+    </w:p>
+    <w:p>
+      <w:pPr>
+        <w:pStyle w:val="CodeBlock"/>
+      </w:pPr>
+      <w:r>
+        <w:t xml:space="preserve">export ANON_SYS_PASSWORD=...</w:t>
+        <w:br/>
+        <w:t xml:space="preserve">export ANON_OP_PASSWORD=...</w:t>
+        <w:br/>
+        <w:t xml:space="preserve">op/run_op_anonymization.sh --auto --dryrun</w:t>
+      </w:r>
+    </w:p>
+    <w:p>
       <w:pPr>
         <w:pBdr>
           <w:bottom w:val="single" w:sz="6" w:space="1" w:color="D5D9DE"/>
@@ -1461,6 +1611,14 @@
     </w:p>
     <w:p>
       <w:pPr>
+        <w:pStyle w:val="CodeBlock"/>
+      </w:pPr>
+      <w:r>
+        <w:t xml:space="preserve">op/run_op_anonymization.sh --dryrun          # on Linux</w:t>
+      </w:r>
+    </w:p>
+    <w:p>
+      <w:pPr>
         <w:pStyle w:val="Heading3"/>
       </w:pPr>
       <w:r>
@@ -1543,7 +1701,16 @@
     <w:p>
       <w:pPr/>
       <w:r>
-        <w:t xml:space="preserve">A missing SQL*Plus, a wrong alias or a wrong password is a line here, before anything else happens. Items "not here" are normal: the inventory covers several KTP/CTI versions, and no database has every table.</w:t>
+        <w:t xml:space="preserve">A missing SQL*Plus, a wrong alias or a wrong password is a line here, before anything else happens. On Linux the screen is the same, with </w:t>
+      </w:r>
+      <w:r>
+        <w:rPr>
+          <w:rStyle w:val="CodeChar"/>
+        </w:rPr>
+        <w:t xml:space="preserve">/</w:t>
+      </w:r>
+      <w:r>
+        <w:t xml:space="preserve"> in the paths; a password is not shown at all while it is typed. Items "not here" are normal: the inventory covers several KTP/CTI versions, and no database has every table.</w:t>
       </w:r>
     </w:p>
     <w:p>
@@ -1829,6 +1996,14 @@
       </w:pPr>
       <w:r>
         <w:t xml:space="preserve">op\run_op_anonymization.bat</w:t>
+      </w:r>
+    </w:p>
+    <w:p>
+      <w:pPr>
+        <w:pStyle w:val="CodeBlock"/>
+      </w:pPr>
+      <w:r>
+        <w:t xml:space="preserve">op/run_op_anonymization.sh                   # on Linux</w:t>
       </w:r>
     </w:p>
     <w:p>
@@ -2244,7 +2419,16 @@
     <w:p>
       <w:pPr/>
       <w:r>
-        <w:t xml:space="preserve">Every run - dry runs, refused and failed runs included - leaves a folder `op\logs&lt;date&gt;_&lt;time&gt;_R-&lt;run&gt;`:</w:t>
+        <w:t xml:space="preserve">Every run - dry runs, refused and failed runs included - leaves a folder </w:t>
+      </w:r>
+      <w:r>
+        <w:rPr>
+          <w:rStyle w:val="CodeChar"/>
+        </w:rPr>
+        <w:t xml:space="preserve">op\logs&lt;date&gt;_&lt;time&gt;_R-&lt;run&gt;` (</w:t>
+      </w:r>
+      <w:r>
+        <w:t xml:space="preserve">op/logs/...` on Linux):</w:t>
       </w:r>
     </w:p>
     <w:tbl>
@@ -2337,7 +2521,7 @@
               <w:t xml:space="preserve">/no-open</w:t>
             </w:r>
             <w:r>
-              <w:t xml:space="preserve"> leaves it closed)</w:t>
+              <w:t xml:space="preserve"> leaves it closed). On a Linux server, which has no browser, its path is shown: copy it to a PC to read it</w:t>
             </w:r>
           </w:p>
         </w:tc>
@@ -2732,10 +2916,34 @@
     <w:p>
       <w:pPr/>
       <w:r>
+        <w:t xml:space="preserve">On Linux, </w:t>
+      </w:r>
+      <w:r>
+        <w:rPr>
+          <w:rStyle w:val="CodeChar"/>
+        </w:rPr>
+        <w:t xml:space="preserve">kill -INT &lt;pid&gt;</w:t>
+      </w:r>
+      <w:r>
+        <w:t xml:space="preserve"> - or </w:t>
+      </w:r>
+      <w:r>
+        <w:rPr>
+          <w:rStyle w:val="CodeChar"/>
+        </w:rPr>
+        <w:t xml:space="preserve">kill &lt;pid&gt;</w:t>
+      </w:r>
+      <w:r>
+        <w:t xml:space="preserve"> - from another terminal does the same as Ctrl+C: for a run started in the background, for example (section 12).</w:t>
+      </w:r>
+    </w:p>
+    <w:p>
+      <w:pPr/>
+      <w:r>
         <w:rPr>
           <w:b/>
         </w:rPr>
-        <w:t xml:space="preserve">Closing the window during a run is not safe:</w:t>
+        <w:t xml:space="preserve">Closing the window during a run is not safe on Windows:</w:t>
       </w:r>
       <w:r>
         <w:t xml:space="preserve"> the triggers of OP could stay disabled. If it happens, run this from SQL*Plus as OP:</w:t>
@@ -2753,6 +2961,39 @@
       <w:pPr/>
       <w:r>
         <w:t xml:space="preserve">While the run is still working in the database it changes nothing - the run then ends by itself and enables the triggers again. Otherwise it records the run as failed and enables the triggers of OP again. Then a new run resumes.</w:t>
+      </w:r>
+    </w:p>
+    <w:p>
+      <w:pPr/>
+      <w:r>
+        <w:t xml:space="preserve">On Linux, a closed terminal or a dropped SSH connection does not stop the run: it goes on to its end without its screen, verifies, and leaves its folder as usual - </w:t>
+      </w:r>
+      <w:r>
+        <w:rPr>
+          <w:rStyle w:val="CodeChar"/>
+        </w:rPr>
+        <w:t xml:space="preserve">console.log</w:t>
+      </w:r>
+      <w:r>
+        <w:t xml:space="preserve"> there says how far it has got. A run that must not depend on the connection at all is better started in </w:t>
+      </w:r>
+      <w:r>
+        <w:rPr>
+          <w:rStyle w:val="CodeChar"/>
+        </w:rPr>
+        <w:t xml:space="preserve">tmux</w:t>
+      </w:r>
+      <w:r>
+        <w:t xml:space="preserve"> or </w:t>
+      </w:r>
+      <w:r>
+        <w:rPr>
+          <w:rStyle w:val="CodeChar"/>
+        </w:rPr>
+        <w:t xml:space="preserve">screen</w:t>
+      </w:r>
+      <w:r>
+        <w:t xml:space="preserve">, or in the background (section 12).</w:t>
       </w:r>
     </w:p>
     <w:p>
@@ -3333,6 +3574,254 @@
               <w:rPr>
                 <w:rStyle w:val="CodeChar"/>
               </w:rPr>
+              <w:t xml:space="preserve">sqlplus does not start (...)</w:t>
+            </w:r>
+            <w:r>
+              <w:t xml:space="preserve"> (Linux)</w:t>
+            </w:r>
+          </w:p>
+        </w:tc>
+        <w:tc>
+          <w:tcPr>
+            <w:tcW w:w="3120" w:type="dxa"/>
+          </w:tcPr>
+          <w:p>
+            <w:pPr>
+              <w:pStyle w:val="TableText"/>
+            </w:pPr>
+            <w:r>
+              <w:t xml:space="preserve">sqlplus is there but cannot load its libraries</w:t>
+            </w:r>
+          </w:p>
+        </w:tc>
+        <w:tc>
+          <w:tcPr>
+            <w:tcW w:w="3120" w:type="dxa"/>
+          </w:tcPr>
+          <w:p>
+            <w:pPr>
+              <w:pStyle w:val="TableText"/>
+            </w:pPr>
+            <w:r>
+              <w:t xml:space="preserve">Set </w:t>
+            </w:r>
+            <w:r>
+              <w:rPr>
+                <w:rStyle w:val="CodeChar"/>
+              </w:rPr>
+              <w:t xml:space="preserve">ORACLE_HOME</w:t>
+            </w:r>
+            <w:r>
+              <w:t xml:space="preserve"> - and, for an Instant Client unpacked from a zip, </w:t>
+            </w:r>
+            <w:r>
+              <w:rPr>
+                <w:rStyle w:val="CodeChar"/>
+              </w:rPr>
+              <w:t xml:space="preserve">LD_LIBRARY_PATH</w:t>
+            </w:r>
+            <w:r>
+              <w:t xml:space="preserve"> - as the client's installation says</w:t>
+            </w:r>
+          </w:p>
+        </w:tc>
+      </w:tr>
+      <w:tr>
+        <w:tc>
+          <w:tcPr>
+            <w:tcW w:w="3120" w:type="dxa"/>
+          </w:tcPr>
+          <w:p>
+            <w:pPr>
+              <w:pStyle w:val="TableText"/>
+            </w:pPr>
+            <w:r>
+              <w:rPr>
+                <w:rStyle w:val="CodeChar"/>
+              </w:rPr>
+              <w:t xml:space="preserve">Permission denied</w:t>
+            </w:r>
+            <w:r>
+              <w:t xml:space="preserve"> starting </w:t>
+            </w:r>
+            <w:r>
+              <w:rPr>
+                <w:rStyle w:val="CodeChar"/>
+              </w:rPr>
+              <w:t xml:space="preserve">run_op_anonymization.sh</w:t>
+            </w:r>
+          </w:p>
+        </w:tc>
+        <w:tc>
+          <w:tcPr>
+            <w:tcW w:w="3120" w:type="dxa"/>
+          </w:tcPr>
+          <w:p>
+            <w:pPr>
+              <w:pStyle w:val="TableText"/>
+            </w:pPr>
+            <w:r>
+              <w:t xml:space="preserve">The file lost its execute permission on the way: a tool that unpacks without permissions</w:t>
+            </w:r>
+          </w:p>
+        </w:tc>
+        <w:tc>
+          <w:tcPr>
+            <w:tcW w:w="3120" w:type="dxa"/>
+          </w:tcPr>
+          <w:p>
+            <w:pPr>
+              <w:pStyle w:val="TableText"/>
+            </w:pPr>
+            <w:r>
+              <w:rPr>
+                <w:rStyle w:val="CodeChar"/>
+              </w:rPr>
+              <w:t xml:space="preserve">chmod +x op/run_op_anonymization.sh</w:t>
+            </w:r>
+            <w:r>
+              <w:t xml:space="preserve">, or start it as </w:t>
+            </w:r>
+            <w:r>
+              <w:rPr>
+                <w:rStyle w:val="CodeChar"/>
+              </w:rPr>
+              <w:t xml:space="preserve">sh op/run_op_anonymization.sh</w:t>
+            </w:r>
+          </w:p>
+        </w:tc>
+      </w:tr>
+      <w:tr>
+        <w:tc>
+          <w:tcPr>
+            <w:tcW w:w="3120" w:type="dxa"/>
+          </w:tcPr>
+          <w:p>
+            <w:pPr>
+              <w:pStyle w:val="TableText"/>
+            </w:pPr>
+            <w:r>
+              <w:rPr>
+                <w:rStyle w:val="CodeChar"/>
+              </w:rPr>
+              <w:t xml:space="preserve">bad interpreter</w:t>
+            </w:r>
+            <w:r>
+              <w:t xml:space="preserve">, or </w:t>
+            </w:r>
+            <w:r>
+              <w:rPr>
+                <w:rStyle w:val="CodeChar"/>
+              </w:rPr>
+              <w:t xml:space="preserve">$'\r': command not found</w:t>
+            </w:r>
+          </w:p>
+        </w:tc>
+        <w:tc>
+          <w:tcPr>
+            <w:tcW w:w="3120" w:type="dxa"/>
+          </w:tcPr>
+          <w:p>
+            <w:pPr>
+              <w:pStyle w:val="TableText"/>
+            </w:pPr>
+            <w:r>
+              <w:t xml:space="preserve">A </w:t>
+            </w:r>
+            <w:r>
+              <w:rPr>
+                <w:rStyle w:val="CodeChar"/>
+              </w:rPr>
+              <w:t xml:space="preserve">.sh</w:t>
+            </w:r>
+            <w:r>
+              <w:t xml:space="preserve"> or </w:t>
+            </w:r>
+            <w:r>
+              <w:rPr>
+                <w:rStyle w:val="CodeChar"/>
+              </w:rPr>
+              <w:t xml:space="preserve">.awk</w:t>
+            </w:r>
+            <w:r>
+              <w:t xml:space="preserve"> file was saved with Windows line endings</w:t>
+            </w:r>
+          </w:p>
+        </w:tc>
+        <w:tc>
+          <w:tcPr>
+            <w:tcW w:w="3120" w:type="dxa"/>
+          </w:tcPr>
+          <w:p>
+            <w:pPr>
+              <w:pStyle w:val="TableText"/>
+            </w:pPr>
+            <w:r>
+              <w:rPr>
+                <w:rStyle w:val="CodeChar"/>
+              </w:rPr>
+              <w:t xml:space="preserve">sed -i 's/\r$//' op/run_op_anonymization.sh op/lib/*.sh op/lib/*.awk</w:t>
+            </w:r>
+          </w:p>
+        </w:tc>
+      </w:tr>
+      <w:tr>
+        <w:tc>
+          <w:tcPr>
+            <w:tcW w:w="3120" w:type="dxa"/>
+          </w:tcPr>
+          <w:p>
+            <w:pPr>
+              <w:pStyle w:val="TableText"/>
+            </w:pPr>
+            <w:r>
+              <w:rPr>
+                <w:rStyle w:val="CodeChar"/>
+              </w:rPr>
+              <w:t xml:space="preserve">needs bash 4.2 or later</w:t>
+            </w:r>
+          </w:p>
+        </w:tc>
+        <w:tc>
+          <w:tcPr>
+            <w:tcW w:w="3120" w:type="dxa"/>
+          </w:tcPr>
+          <w:p>
+            <w:pPr>
+              <w:pStyle w:val="TableText"/>
+            </w:pPr>
+            <w:r>
+              <w:t xml:space="preserve">The host's bash is older</w:t>
+            </w:r>
+          </w:p>
+        </w:tc>
+        <w:tc>
+          <w:tcPr>
+            <w:tcW w:w="3120" w:type="dxa"/>
+          </w:tcPr>
+          <w:p>
+            <w:pPr>
+              <w:pStyle w:val="TableText"/>
+            </w:pPr>
+            <w:r>
+              <w:t xml:space="preserve">Run from a host with bash 4.2 or later: Red Hat and Oracle Linux 7 and later have it</w:t>
+            </w:r>
+          </w:p>
+        </w:tc>
+      </w:tr>
+      <w:tr>
+        <w:tc>
+          <w:tcPr>
+            <w:tcW w:w="3120" w:type="dxa"/>
+          </w:tcPr>
+          <w:p>
+            <w:pPr>
+              <w:pStyle w:val="TableText"/>
+            </w:pPr>
+            <w:r>
+              <w:rPr>
+                <w:rStyle w:val="CodeChar"/>
+              </w:rPr>
               <w:t xml:space="preserve">the connection as SYS ... failed: ORA-12154</w:t>
             </w:r>
           </w:p>
@@ -4582,7 +5071,54 @@
         <w:pStyle w:val="Heading2"/>
       </w:pPr>
       <w:r>
-        <w:t xml:space="preserve">12. Quick reference</w:t>
+        <w:t xml:space="preserve">12. Running on Linux</w:t>
+      </w:r>
+    </w:p>
+    <w:p>
+      <w:pPr/>
+      <w:r>
+        <w:rPr>
+          <w:rStyle w:val="CodeChar"/>
+        </w:rPr>
+        <w:t xml:space="preserve">op/run_op_anonymization.sh</w:t>
+      </w:r>
+      <w:r>
+        <w:t xml:space="preserve"> is the same run as </w:t>
+      </w:r>
+      <w:r>
+        <w:rPr>
+          <w:rStyle w:val="CodeChar"/>
+        </w:rPr>
+        <w:t xml:space="preserve">op\run_op_anonymization.bat</w:t>
+      </w:r>
+      <w:r>
+        <w:t xml:space="preserve">: the same engine, SQL, checks, screens, run folder and </w:t>
+      </w:r>
+      <w:r>
+        <w:rPr>
+          <w:rStyle w:val="CodeChar"/>
+        </w:rPr>
+        <w:t xml:space="preserve">report.html</w:t>
+      </w:r>
+      <w:r>
+        <w:t xml:space="preserve">, from the same </w:t>
+      </w:r>
+      <w:r>
+        <w:rPr>
+          <w:rStyle w:val="CodeChar"/>
+        </w:rPr>
+        <w:t xml:space="preserve">config/anonymization.ini</w:t>
+      </w:r>
+      <w:r>
+        <w:t xml:space="preserve">. It needs bash 4.2 or later, awk and the usual system commands: nothing to install beyond the Oracle client.</w:t>
+      </w:r>
+    </w:p>
+    <w:p>
+      <w:pPr>
+        <w:pStyle w:val="Heading3"/>
+      </w:pPr>
+      <w:r>
+        <w:t xml:space="preserve">Unpacking</w:t>
       </w:r>
     </w:p>
     <w:p>
@@ -4590,6 +5126,797 @@
         <w:pStyle w:val="CodeBlock"/>
       </w:pPr>
       <w:r>
+        <w:t xml:space="preserve">unzip Anonymization_v4_0.5.0.zip</w:t>
+        <w:br/>
+        <w:t xml:space="preserve">cd Anonymization_v4</w:t>
+        <w:br/>
+        <w:t xml:space="preserve">op/run_op_anonymization.sh --help</w:t>
+      </w:r>
+    </w:p>
+    <w:p>
+      <w:pPr/>
+      <w:r>
+        <w:rPr>
+          <w:rStyle w:val="CodeChar"/>
+        </w:rPr>
+        <w:t xml:space="preserve">unzip</w:t>
+      </w:r>
+      <w:r>
+        <w:t xml:space="preserve"> keeps the script executable. After a tool that does not: </w:t>
+      </w:r>
+      <w:r>
+        <w:rPr>
+          <w:rStyle w:val="CodeChar"/>
+        </w:rPr>
+        <w:t xml:space="preserve">chmod +x op/run_op_anonymization.sh</w:t>
+      </w:r>
+      <w:r>
+        <w:t xml:space="preserve">, or start it as </w:t>
+      </w:r>
+      <w:r>
+        <w:rPr>
+          <w:rStyle w:val="CodeChar"/>
+        </w:rPr>
+        <w:t xml:space="preserve">sh op/run_op_anonymization.sh</w:t>
+      </w:r>
+      <w:r>
+        <w:t xml:space="preserve">.</w:t>
+      </w:r>
+    </w:p>
+    <w:p>
+      <w:pPr>
+        <w:pStyle w:val="Heading3"/>
+      </w:pPr>
+      <w:r>
+        <w:t xml:space="preserve">The Oracle client</w:t>
+      </w:r>
+    </w:p>
+    <w:p>
+      <w:pPr/>
+      <w:r>
+        <w:t xml:space="preserve">The run uses the </w:t>
+      </w:r>
+      <w:r>
+        <w:rPr>
+          <w:rStyle w:val="CodeChar"/>
+        </w:rPr>
+        <w:t xml:space="preserve">sqlplus</w:t>
+      </w:r>
+      <w:r>
+        <w:t xml:space="preserve"> it finds in </w:t>
+      </w:r>
+      <w:r>
+        <w:rPr>
+          <w:rStyle w:val="CodeChar"/>
+        </w:rPr>
+        <w:t xml:space="preserve">PATH</w:t>
+      </w:r>
+      <w:r>
+        <w:t xml:space="preserve">, or else in </w:t>
+      </w:r>
+      <w:r>
+        <w:rPr>
+          <w:rStyle w:val="CodeChar"/>
+        </w:rPr>
+        <w:t xml:space="preserve">$ORACLE_HOME/bin</w:t>
+      </w:r>
+      <w:r>
+        <w:t xml:space="preserve">, and checks that it starts before anything else. A full client or a database home needs </w:t>
+      </w:r>
+      <w:r>
+        <w:rPr>
+          <w:rStyle w:val="CodeChar"/>
+        </w:rPr>
+        <w:t xml:space="preserve">ORACLE_HOME</w:t>
+      </w:r>
+      <w:r>
+        <w:t xml:space="preserve">; an Instant Client unpacked from a zip needs </w:t>
+      </w:r>
+      <w:r>
+        <w:rPr>
+          <w:rStyle w:val="CodeChar"/>
+        </w:rPr>
+        <w:t xml:space="preserve">LD_LIBRARY_PATH</w:t>
+      </w:r>
+      <w:r>
+        <w:t xml:space="preserve"> as well - an RPM installation sets it up by itself. </w:t>
+      </w:r>
+      <w:r>
+        <w:rPr>
+          <w:rStyle w:val="CodeChar"/>
+        </w:rPr>
+        <w:t xml:space="preserve">TNS_ADMIN</w:t>
+      </w:r>
+      <w:r>
+        <w:t xml:space="preserve"> says where </w:t>
+      </w:r>
+      <w:r>
+        <w:rPr>
+          <w:rStyle w:val="CodeChar"/>
+        </w:rPr>
+        <w:t xml:space="preserve">tnsnames.ora</w:t>
+      </w:r>
+      <w:r>
+        <w:t xml:space="preserve"> is when it is not in the client's own folder; with </w:t>
+      </w:r>
+      <w:r>
+        <w:rPr>
+          <w:rStyle w:val="CodeChar"/>
+        </w:rPr>
+        <w:t xml:space="preserve">ORACLE_SID=host:port/service</w:t>
+      </w:r>
+      <w:r>
+        <w:t xml:space="preserve"> no </w:t>
+      </w:r>
+      <w:r>
+        <w:rPr>
+          <w:rStyle w:val="CodeChar"/>
+        </w:rPr>
+        <w:t xml:space="preserve">tnsnames.ora</w:t>
+      </w:r>
+      <w:r>
+        <w:t xml:space="preserve"> is needed. The run reads Oracle error codes, never their texts, so an </w:t>
+      </w:r>
+      <w:r>
+        <w:rPr>
+          <w:rStyle w:val="CodeChar"/>
+        </w:rPr>
+        <w:t xml:space="preserve">NLS_LANG</w:t>
+      </w:r>
+      <w:r>
+        <w:t xml:space="preserve"> in another language does not matter to it.</w:t>
+      </w:r>
+    </w:p>
+    <w:p>
+      <w:pPr>
+        <w:pStyle w:val="Heading3"/>
+      </w:pPr>
+      <w:r>
+        <w:t xml:space="preserve">Long runs</w:t>
+      </w:r>
+    </w:p>
+    <w:p>
+      <w:pPr/>
+      <w:r>
+        <w:t xml:space="preserve">A run keeps its sessions open for its whole length. Start it where nothing can cut it short: in </w:t>
+      </w:r>
+      <w:r>
+        <w:rPr>
+          <w:rStyle w:val="CodeChar"/>
+        </w:rPr>
+        <w:t xml:space="preserve">tmux</w:t>
+      </w:r>
+      <w:r>
+        <w:t xml:space="preserve"> or </w:t>
+      </w:r>
+      <w:r>
+        <w:rPr>
+          <w:rStyle w:val="CodeChar"/>
+        </w:rPr>
+        <w:t xml:space="preserve">screen</w:t>
+      </w:r>
+      <w:r>
+        <w:t xml:space="preserve">, then detach; or in the background, asking nothing:</w:t>
+      </w:r>
+    </w:p>
+    <w:p>
+      <w:pPr>
+        <w:pStyle w:val="CodeBlock"/>
+      </w:pPr>
+      <w:r>
+        <w:t xml:space="preserve">export ANON_SYS_PASSWORD=...</w:t>
+        <w:br/>
+        <w:t xml:space="preserve">export ANON_OP_PASSWORD=...</w:t>
+        <w:br/>
+        <w:t xml:space="preserve">nohup op/run_op_anonymization.sh --auto --force &gt; run.out 2&gt;&amp;1 &amp;</w:t>
+        <w:br/>
+        <w:t xml:space="preserve">tail -f run.out</w:t>
+      </w:r>
+    </w:p>
+    <w:p>
+      <w:pPr/>
+      <w:r>
+        <w:t xml:space="preserve">Without a terminal the live lines are written once a minute instead of rewritten in place. To stop such a run as Ctrl+C would, </w:t>
+      </w:r>
+      <w:r>
+        <w:rPr>
+          <w:rStyle w:val="CodeChar"/>
+        </w:rPr>
+        <w:t xml:space="preserve">kill -INT &lt;pid&gt;</w:t>
+      </w:r>
+      <w:r>
+        <w:t xml:space="preserve">. If the terminal of a run started by hand closes, the run goes on to its end (section 8).</w:t>
+      </w:r>
+    </w:p>
+    <w:p>
+      <w:pPr>
+        <w:pStyle w:val="Heading3"/>
+      </w:pPr>
+      <w:r>
+        <w:t xml:space="preserve">report.html</w:t>
+      </w:r>
+    </w:p>
+    <w:p>
+      <w:pPr/>
+      <w:r>
+        <w:t xml:space="preserve">A server has no browser: the end of the run gives the path of </w:t>
+      </w:r>
+      <w:r>
+        <w:rPr>
+          <w:rStyle w:val="CodeChar"/>
+        </w:rPr>
+        <w:t xml:space="preserve">report.html</w:t>
+      </w:r>
+      <w:r>
+        <w:t xml:space="preserve">. Copy it to a PC - for example </w:t>
+      </w:r>
+      <w:r>
+        <w:rPr>
+          <w:rStyle w:val="CodeChar"/>
+        </w:rPr>
+        <w:t xml:space="preserve">scp server:&lt;folder&gt;/op/logs/&lt;run&gt;/report.html .</w:t>
+      </w:r>
+      <w:r>
+        <w:t xml:space="preserve"> - and open it there. It holds counts and names of tables and columns only.</w:t>
+      </w:r>
+    </w:p>
+    <w:p>
+      <w:pPr>
+        <w:pStyle w:val="Heading3"/>
+      </w:pPr>
+      <w:r>
+        <w:t xml:space="preserve">What differs from Windows</w:t>
+      </w:r>
+    </w:p>
+    <w:tbl>
+      <w:tblPr>
+        <w:tblW w:w="9360" w:type="dxa"/>
+        <w:tblBorders>
+          <w:top w:val="single" w:sz="4" w:space="0" w:color="D8DCE1"/>
+          <w:left w:val="single" w:sz="4" w:space="0" w:color="D8DCE1"/>
+          <w:bottom w:val="single" w:sz="4" w:space="0" w:color="D8DCE1"/>
+          <w:right w:val="single" w:sz="4" w:space="0" w:color="D8DCE1"/>
+          <w:insideH w:val="single" w:sz="4" w:space="0" w:color="D8DCE1"/>
+          <w:insideV w:val="single" w:sz="4" w:space="0" w:color="D8DCE1"/>
+        </w:tblBorders>
+        <w:tblCellMar>
+          <w:top w:w="60" w:type="dxa"/>
+          <w:left w:w="90" w:type="dxa"/>
+          <w:bottom w:w="60" w:type="dxa"/>
+          <w:right w:w="90" w:type="dxa"/>
+        </w:tblCellMar>
+      </w:tblPr>
+      <w:tblGrid>
+        <w:gridCol w:w="3120"/>
+        <w:gridCol w:w="3120"/>
+        <w:gridCol w:w="3120"/>
+      </w:tblGrid>
+      <w:tr>
+        <w:trPr>
+          <w:tblHeader/>
+        </w:trPr>
+        <w:tc>
+          <w:tcPr>
+            <w:tcW w:w="3120" w:type="dxa"/>
+            <w:shd w:val="clear" w:fill="F4F6F8"/>
+          </w:tcPr>
+          <w:p>
+            <w:pPr>
+              <w:pStyle w:val="TableText"/>
+            </w:pPr>
+          </w:p>
+        </w:tc>
+        <w:tc>
+          <w:tcPr>
+            <w:tcW w:w="3120" w:type="dxa"/>
+            <w:shd w:val="clear" w:fill="F4F6F8"/>
+          </w:tcPr>
+          <w:p>
+            <w:pPr>
+              <w:pStyle w:val="TableText"/>
+            </w:pPr>
+            <w:r>
+              <w:rPr>
+                <w:b/>
+              </w:rPr>
+              <w:t xml:space="preserve">Windows</w:t>
+            </w:r>
+          </w:p>
+        </w:tc>
+        <w:tc>
+          <w:tcPr>
+            <w:tcW w:w="3120" w:type="dxa"/>
+            <w:shd w:val="clear" w:fill="F4F6F8"/>
+          </w:tcPr>
+          <w:p>
+            <w:pPr>
+              <w:pStyle w:val="TableText"/>
+            </w:pPr>
+            <w:r>
+              <w:rPr>
+                <w:b/>
+              </w:rPr>
+              <w:t xml:space="preserve">Linux</w:t>
+            </w:r>
+          </w:p>
+        </w:tc>
+      </w:tr>
+      <w:tr>
+        <w:tc>
+          <w:tcPr>
+            <w:tcW w:w="3120" w:type="dxa"/>
+          </w:tcPr>
+          <w:p>
+            <w:pPr>
+              <w:pStyle w:val="TableText"/>
+            </w:pPr>
+            <w:r>
+              <w:t xml:space="preserve">Command</w:t>
+            </w:r>
+          </w:p>
+        </w:tc>
+        <w:tc>
+          <w:tcPr>
+            <w:tcW w:w="3120" w:type="dxa"/>
+          </w:tcPr>
+          <w:p>
+            <w:pPr>
+              <w:pStyle w:val="TableText"/>
+            </w:pPr>
+            <w:r>
+              <w:rPr>
+                <w:rStyle w:val="CodeChar"/>
+              </w:rPr>
+              <w:t xml:space="preserve">op\run_op_anonymization.bat</w:t>
+            </w:r>
+          </w:p>
+        </w:tc>
+        <w:tc>
+          <w:tcPr>
+            <w:tcW w:w="3120" w:type="dxa"/>
+          </w:tcPr>
+          <w:p>
+            <w:pPr>
+              <w:pStyle w:val="TableText"/>
+            </w:pPr>
+            <w:r>
+              <w:rPr>
+                <w:rStyle w:val="CodeChar"/>
+              </w:rPr>
+              <w:t xml:space="preserve">op/run_op_anonymization.sh</w:t>
+            </w:r>
+          </w:p>
+        </w:tc>
+      </w:tr>
+      <w:tr>
+        <w:tc>
+          <w:tcPr>
+            <w:tcW w:w="3120" w:type="dxa"/>
+          </w:tcPr>
+          <w:p>
+            <w:pPr>
+              <w:pStyle w:val="TableText"/>
+            </w:pPr>
+            <w:r>
+              <w:t xml:space="preserve">Options</w:t>
+            </w:r>
+          </w:p>
+        </w:tc>
+        <w:tc>
+          <w:tcPr>
+            <w:tcW w:w="3120" w:type="dxa"/>
+          </w:tcPr>
+          <w:p>
+            <w:pPr>
+              <w:pStyle w:val="TableText"/>
+            </w:pPr>
+            <w:r>
+              <w:rPr>
+                <w:rStyle w:val="CodeChar"/>
+              </w:rPr>
+              <w:t xml:space="preserve">/dryrun</w:t>
+            </w:r>
+            <w:r>
+              <w:t xml:space="preserve">, </w:t>
+            </w:r>
+            <w:r>
+              <w:rPr>
+                <w:rStyle w:val="CodeChar"/>
+              </w:rPr>
+              <w:t xml:space="preserve">/auto</w:t>
+            </w:r>
+            <w:r>
+              <w:t xml:space="preserve">, </w:t>
+            </w:r>
+            <w:r>
+              <w:rPr>
+                <w:rStyle w:val="CodeChar"/>
+              </w:rPr>
+              <w:t xml:space="preserve">/force</w:t>
+            </w:r>
+            <w:r>
+              <w:t xml:space="preserve">, </w:t>
+            </w:r>
+            <w:r>
+              <w:rPr>
+                <w:rStyle w:val="CodeChar"/>
+              </w:rPr>
+              <w:t xml:space="preserve">/verbose</w:t>
+            </w:r>
+            <w:r>
+              <w:t xml:space="preserve">, </w:t>
+            </w:r>
+            <w:r>
+              <w:rPr>
+                <w:rStyle w:val="CodeChar"/>
+              </w:rPr>
+              <w:t xml:space="preserve">/no-open</w:t>
+            </w:r>
+            <w:r>
+              <w:t xml:space="preserve">, </w:t>
+            </w:r>
+            <w:r>
+              <w:rPr>
+                <w:rStyle w:val="CodeChar"/>
+              </w:rPr>
+              <w:t xml:space="preserve">/no-color</w:t>
+            </w:r>
+            <w:r>
+              <w:t xml:space="preserve">, </w:t>
+            </w:r>
+            <w:r>
+              <w:rPr>
+                <w:rStyle w:val="CodeChar"/>
+              </w:rPr>
+              <w:t xml:space="preserve">/inventory</w:t>
+            </w:r>
+            <w:r>
+              <w:t xml:space="preserve">, </w:t>
+            </w:r>
+            <w:r>
+              <w:rPr>
+                <w:rStyle w:val="CodeChar"/>
+              </w:rPr>
+              <w:t xml:space="preserve">/help</w:t>
+            </w:r>
+          </w:p>
+        </w:tc>
+        <w:tc>
+          <w:tcPr>
+            <w:tcW w:w="3120" w:type="dxa"/>
+          </w:tcPr>
+          <w:p>
+            <w:pPr>
+              <w:pStyle w:val="TableText"/>
+            </w:pPr>
+            <w:r>
+              <w:t xml:space="preserve">the same with </w:t>
+            </w:r>
+            <w:r>
+              <w:rPr>
+                <w:rStyle w:val="CodeChar"/>
+              </w:rPr>
+              <w:t xml:space="preserve">--</w:t>
+            </w:r>
+            <w:r>
+              <w:t xml:space="preserve">: </w:t>
+            </w:r>
+            <w:r>
+              <w:rPr>
+                <w:rStyle w:val="CodeChar"/>
+              </w:rPr>
+              <w:t xml:space="preserve">--dryrun</w:t>
+            </w:r>
+            <w:r>
+              <w:t xml:space="preserve">... (</w:t>
+            </w:r>
+            <w:r>
+              <w:rPr>
+                <w:rStyle w:val="CodeChar"/>
+              </w:rPr>
+              <w:t xml:space="preserve">-dryrun</w:t>
+            </w:r>
+            <w:r>
+              <w:t xml:space="preserve"> and </w:t>
+            </w:r>
+            <w:r>
+              <w:rPr>
+                <w:rStyle w:val="CodeChar"/>
+              </w:rPr>
+              <w:t xml:space="preserve">/dryrun</w:t>
+            </w:r>
+            <w:r>
+              <w:t xml:space="preserve"> are accepted too)</w:t>
+            </w:r>
+          </w:p>
+        </w:tc>
+      </w:tr>
+      <w:tr>
+        <w:tc>
+          <w:tcPr>
+            <w:tcW w:w="3120" w:type="dxa"/>
+          </w:tcPr>
+          <w:p>
+            <w:pPr>
+              <w:pStyle w:val="TableText"/>
+            </w:pPr>
+            <w:r>
+              <w:t xml:space="preserve">A password while it is typed</w:t>
+            </w:r>
+          </w:p>
+        </w:tc>
+        <w:tc>
+          <w:tcPr>
+            <w:tcW w:w="3120" w:type="dxa"/>
+          </w:tcPr>
+          <w:p>
+            <w:pPr>
+              <w:pStyle w:val="TableText"/>
+            </w:pPr>
+            <w:r>
+              <w:t xml:space="preserve">shown as </w:t>
+            </w:r>
+            <w:r>
+              <w:rPr>
+                <w:rStyle w:val="CodeChar"/>
+              </w:rPr>
+              <w:t xml:space="preserve">*</w:t>
+            </w:r>
+          </w:p>
+        </w:tc>
+        <w:tc>
+          <w:tcPr>
+            <w:tcW w:w="3120" w:type="dxa"/>
+          </w:tcPr>
+          <w:p>
+            <w:pPr>
+              <w:pStyle w:val="TableText"/>
+            </w:pPr>
+            <w:r>
+              <w:t xml:space="preserve">not shown</w:t>
+            </w:r>
+          </w:p>
+        </w:tc>
+      </w:tr>
+      <w:tr>
+        <w:tc>
+          <w:tcPr>
+            <w:tcW w:w="3120" w:type="dxa"/>
+          </w:tcPr>
+          <w:p>
+            <w:pPr>
+              <w:pStyle w:val="TableText"/>
+            </w:pPr>
+            <w:r>
+              <w:t xml:space="preserve">The terminal closed during a run</w:t>
+            </w:r>
+          </w:p>
+        </w:tc>
+        <w:tc>
+          <w:tcPr>
+            <w:tcW w:w="3120" w:type="dxa"/>
+          </w:tcPr>
+          <w:p>
+            <w:pPr>
+              <w:pStyle w:val="TableText"/>
+            </w:pPr>
+            <w:r>
+              <w:t xml:space="preserve">not safe: </w:t>
+            </w:r>
+            <w:r>
+              <w:rPr>
+                <w:rStyle w:val="CodeChar"/>
+              </w:rPr>
+              <w:t xml:space="preserve">recover.sql</w:t>
+            </w:r>
+            <w:r>
+              <w:t xml:space="preserve"> (section 8)</w:t>
+            </w:r>
+          </w:p>
+        </w:tc>
+        <w:tc>
+          <w:tcPr>
+            <w:tcW w:w="3120" w:type="dxa"/>
+          </w:tcPr>
+          <w:p>
+            <w:pPr>
+              <w:pStyle w:val="TableText"/>
+            </w:pPr>
+            <w:r>
+              <w:t xml:space="preserve">the run goes on to its end</w:t>
+            </w:r>
+          </w:p>
+        </w:tc>
+      </w:tr>
+      <w:tr>
+        <w:tc>
+          <w:tcPr>
+            <w:tcW w:w="3120" w:type="dxa"/>
+          </w:tcPr>
+          <w:p>
+            <w:pPr>
+              <w:pStyle w:val="TableText"/>
+            </w:pPr>
+            <w:r>
+              <w:t xml:space="preserve">Stopping from another terminal</w:t>
+            </w:r>
+          </w:p>
+        </w:tc>
+        <w:tc>
+          <w:tcPr>
+            <w:tcW w:w="3120" w:type="dxa"/>
+          </w:tcPr>
+          <w:p>
+            <w:pPr>
+              <w:pStyle w:val="TableText"/>
+            </w:pPr>
+            <w:r>
+              <w:rPr>
+                <w:rStyle w:val="CodeChar"/>
+              </w:rPr>
+              <w:t xml:space="preserve">op\sql\run\stop.sql &lt;run id&gt;</w:t>
+            </w:r>
+            <w:r>
+              <w:t xml:space="preserve"> as OP</w:t>
+            </w:r>
+          </w:p>
+        </w:tc>
+        <w:tc>
+          <w:tcPr>
+            <w:tcW w:w="3120" w:type="dxa"/>
+          </w:tcPr>
+          <w:p>
+            <w:pPr>
+              <w:pStyle w:val="TableText"/>
+            </w:pPr>
+            <w:r>
+              <w:t xml:space="preserve">the same, or </w:t>
+            </w:r>
+            <w:r>
+              <w:rPr>
+                <w:rStyle w:val="CodeChar"/>
+              </w:rPr>
+              <w:t xml:space="preserve">kill -INT &lt;pid&gt;</w:t>
+            </w:r>
+          </w:p>
+        </w:tc>
+      </w:tr>
+      <w:tr>
+        <w:tc>
+          <w:tcPr>
+            <w:tcW w:w="3120" w:type="dxa"/>
+          </w:tcPr>
+          <w:p>
+            <w:pPr>
+              <w:pStyle w:val="TableText"/>
+            </w:pPr>
+            <w:r>
+              <w:rPr>
+                <w:rStyle w:val="CodeChar"/>
+              </w:rPr>
+              <w:t xml:space="preserve">report.html</w:t>
+            </w:r>
+            <w:r>
+              <w:t xml:space="preserve"> at the end</w:t>
+            </w:r>
+          </w:p>
+        </w:tc>
+        <w:tc>
+          <w:tcPr>
+            <w:tcW w:w="3120" w:type="dxa"/>
+          </w:tcPr>
+          <w:p>
+            <w:pPr>
+              <w:pStyle w:val="TableText"/>
+            </w:pPr>
+            <w:r>
+              <w:t xml:space="preserve">opened in the browser</w:t>
+            </w:r>
+          </w:p>
+        </w:tc>
+        <w:tc>
+          <w:tcPr>
+            <w:tcW w:w="3120" w:type="dxa"/>
+          </w:tcPr>
+          <w:p>
+            <w:pPr>
+              <w:pStyle w:val="TableText"/>
+            </w:pPr>
+            <w:r>
+              <w:t xml:space="preserve">its path; opened only on a desktop</w:t>
+            </w:r>
+          </w:p>
+        </w:tc>
+      </w:tr>
+      <w:tr>
+        <w:tc>
+          <w:tcPr>
+            <w:tcW w:w="3120" w:type="dxa"/>
+          </w:tcPr>
+          <w:p>
+            <w:pPr>
+              <w:pStyle w:val="TableText"/>
+            </w:pPr>
+            <w:r>
+              <w:t xml:space="preserve">The wrapper</w:t>
+            </w:r>
+          </w:p>
+        </w:tc>
+        <w:tc>
+          <w:tcPr>
+            <w:tcW w:w="3120" w:type="dxa"/>
+          </w:tcPr>
+          <w:p>
+            <w:pPr>
+              <w:pStyle w:val="TableText"/>
+            </w:pPr>
+            <w:r>
+              <w:t xml:space="preserve">PowerShell, </w:t>
+            </w:r>
+            <w:r>
+              <w:rPr>
+                <w:rStyle w:val="CodeChar"/>
+              </w:rPr>
+              <w:t xml:space="preserve">op\lib*.ps1</w:t>
+            </w:r>
+          </w:p>
+        </w:tc>
+        <w:tc>
+          <w:tcPr>
+            <w:tcW w:w="3120" w:type="dxa"/>
+          </w:tcPr>
+          <w:p>
+            <w:pPr>
+              <w:pStyle w:val="TableText"/>
+            </w:pPr>
+            <w:r>
+              <w:t xml:space="preserve">bash and awk, </w:t>
+            </w:r>
+            <w:r>
+              <w:rPr>
+                <w:rStyle w:val="CodeChar"/>
+              </w:rPr>
+              <w:t xml:space="preserve">op/lib/*.sh</w:t>
+            </w:r>
+            <w:r>
+              <w:t xml:space="preserve"> and </w:t>
+            </w:r>
+            <w:r>
+              <w:rPr>
+                <w:rStyle w:val="CodeChar"/>
+              </w:rPr>
+              <w:t xml:space="preserve">*.awk</w:t>
+            </w:r>
+          </w:p>
+        </w:tc>
+      </w:tr>
+    </w:tbl>
+    <w:p>
+      <w:pPr>
+        <w:spacing w:after="0" w:line="120" w:lineRule="exact"/>
+      </w:pPr>
+    </w:p>
+    <w:p>
+      <w:pPr>
+        <w:pBdr>
+          <w:bottom w:val="single" w:sz="6" w:space="1" w:color="D5D9DE"/>
+        </w:pBdr>
+        <w:spacing w:before="240" w:after="240"/>
+      </w:pPr>
+    </w:p>
+    <w:p>
+      <w:pPr>
+        <w:pStyle w:val="Heading2"/>
+      </w:pPr>
+      <w:r>
+        <w:t xml:space="preserve">13. Quick reference</w:t>
+      </w:r>
+    </w:p>
+    <w:p>
+      <w:pPr>
+        <w:pStyle w:val="CodeBlock"/>
+      </w:pPr>
+      <w:r>
         <w:t xml:space="preserve">op\run_op_anonymization.bat /dryrun           what a run would change; changes nothing</w:t>
         <w:br/>
         <w:t xml:space="preserve">op\run_op_anonymization.bat                   the run: checks, then asks for YES</w:t>
@@ -4603,6 +5930,32 @@
         <w:t xml:space="preserve">op\run_op_anonymization.bat /no-open          report.html not opened at the end</w:t>
         <w:br/>
         <w:t xml:space="preserve">op\run_op_anonymization.bat /help             every option</w:t>
+      </w:r>
+    </w:p>
+    <w:p>
+      <w:pPr/>
+      <w:r>
+        <w:t xml:space="preserve">On Linux:</w:t>
+      </w:r>
+    </w:p>
+    <w:p>
+      <w:pPr>
+        <w:pStyle w:val="CodeBlock"/>
+      </w:pPr>
+      <w:r>
+        <w:t xml:space="preserve">op/run_op_anonymization.sh --dryrun           what a run would change; changes nothing</w:t>
+        <w:br/>
+        <w:t xml:space="preserve">op/run_op_anonymization.sh                    the run: checks, then asks for YES</w:t>
+        <w:br/>
+        <w:t xml:space="preserve">op/run_op_anonymization.sh --auto             asks nothing (still asks for YES)</w:t>
+        <w:br/>
+        <w:t xml:space="preserve">op/run_op_anonymization.sh --auto --force     asks nothing at all</w:t>
+        <w:br/>
+        <w:t xml:space="preserve">op/run_op_anonymization.sh --verbose          every line of the engine on the screen</w:t>
+        <w:br/>
+        <w:t xml:space="preserve">op/run_op_anonymization.sh --no-open          report.html not opened at the end</w:t>
+        <w:br/>
+        <w:t xml:space="preserve">op/run_op_anonymization.sh --help             every option</w:t>
       </w:r>
     </w:p>
     <w:tbl>
@@ -4677,7 +6030,13 @@
               <w:pStyle w:val="TableText"/>
             </w:pPr>
             <w:r>
-              <w:t xml:space="preserve">`op\logs&lt;date&gt;_&lt;time&gt;_R-&lt;run&gt;`</w:t>
+              <w:rPr>
+                <w:rStyle w:val="CodeChar"/>
+              </w:rPr>
+              <w:t xml:space="preserve">op\logs&lt;date&gt;_&lt;time&gt;_R-&lt;run&gt;` (</w:t>
+            </w:r>
+            <w:r>
+              <w:t xml:space="preserve">op/logs/...` on Linux)</w:t>
             </w:r>
           </w:p>
         </w:tc>
@@ -4899,6 +6258,30 @@
       <w:pPr>
         <w:spacing w:after="0" w:line="120" w:lineRule="exact"/>
       </w:pPr>
+    </w:p>
+    <w:p>
+      <w:pPr/>
+      <w:r>
+        <w:t xml:space="preserve">On Linux the same commands, with </w:t>
+      </w:r>
+      <w:r>
+        <w:rPr>
+          <w:rStyle w:val="CodeChar"/>
+        </w:rPr>
+        <w:t xml:space="preserve">/</w:t>
+      </w:r>
+      <w:r>
+        <w:t xml:space="preserve"> in the paths; a run is also stopped by </w:t>
+      </w:r>
+      <w:r>
+        <w:rPr>
+          <w:rStyle w:val="CodeChar"/>
+        </w:rPr>
+        <w:t xml:space="preserve">kill -INT &lt;pid&gt;</w:t>
+      </w:r>
+      <w:r>
+        <w:t xml:space="preserve">.</w:t>
+      </w:r>
     </w:p>
     <w:sectPr>
       <w:pgSz w:w="11906" w:h="16838"/>
